--- a/HRCP-KKU-Academic/uploads/academic/5/doc_7.docx
+++ b/HRCP-KKU-Academic/uploads/academic/5/doc_7.docx
@@ -6,7 +6,7 @@
       <w:pPr>
         <w:spacing w:after="0" w:line="240" w:lineRule="auto"/>
         <w:rPr>
-          <w:rFonts w:ascii="TH SarabunIT๙" w:hAnsi="TH SarabunIT๙" w:cs="TH SarabunIT๙"/>
+          <w:rFonts w:ascii="TH Sarabun New" w:hAnsi="TH Sarabun New" w:cs="TH Sarabun New"/>
           <w:b/>
           <w:bCs/>
           <w:color w:val="000000" w:themeColor="text1"/>
@@ -16,7 +16,7 @@
       </w:pPr>
       <w:r>
         <w:rPr>
-          <w:rFonts w:ascii="TH SarabunIT๙" w:hAnsi="TH SarabunIT๙" w:cs="TH SarabunIT๙"/>
+          <w:rFonts w:ascii="TH Sarabun New" w:hAnsi="TH Sarabun New" w:cs="TH Sarabun New"/>
           <w:b/>
           <w:bCs/>
           <w:color w:val="000000" w:themeColor="text1"/>
@@ -24,35 +24,11 @@
           <w:szCs w:val="32"/>
           <w:cs/>
         </w:rPr>
-        <w:t>ส่วนที่</w:t>
-      </w:r>
-      <w:r>
-        <w:rPr>
-          <w:rFonts w:ascii="TH SarabunIT๙" w:hAnsi="TH SarabunIT๙" w:cs="TH SarabunIT๙" w:hint="cs"/>
-          <w:b/>
-          <w:bCs/>
-          <w:color w:val="000000" w:themeColor="text1"/>
-          <w:sz w:val="32"/>
-          <w:szCs w:val="32"/>
-          <w:cs/>
-        </w:rPr>
-        <w:t xml:space="preserve"> </w:t>
-      </w:r>
-      <w:r>
-        <w:rPr>
-          <w:rFonts w:ascii="TH SarabunIT๙" w:hAnsi="TH SarabunIT๙" w:cs="TH SarabunIT๙"/>
-          <w:b/>
-          <w:bCs/>
-          <w:color w:val="000000" w:themeColor="text1"/>
-          <w:sz w:val="32"/>
-          <w:szCs w:val="32"/>
-          <w:cs/>
-        </w:rPr>
-        <w:t>๓</w:t>
-      </w:r>
-      <w:r>
-        <w:rPr>
-          <w:rFonts w:ascii="TH SarabunIT๙" w:hAnsi="TH SarabunIT๙" w:cs="TH SarabunIT๙"/>
+        <w:t>ส่วนที่ ๓</w:t>
+      </w:r>
+      <w:r>
+        <w:rPr>
+          <w:rFonts w:ascii="TH Sarabun New" w:hAnsi="TH Sarabun New" w:cs="TH Sarabun New"/>
           <w:b/>
           <w:bCs/>
           <w:color w:val="000000" w:themeColor="text1"/>
@@ -69,55 +45,379 @@
         <w:spacing w:after="0" w:line="240" w:lineRule="auto"/>
         <w:jc w:val="thaiDistribute"/>
         <w:rPr>
-          <w:rFonts w:ascii="TH SarabunIT๙" w:hAnsi="TH SarabunIT๙" w:cs="TH SarabunIT๙"/>
+          <w:rFonts w:ascii="TH Sarabun New" w:hAnsi="TH Sarabun New" w:cs="TH Sarabun New"/>
           <w:color w:val="000000" w:themeColor="text1"/>
           <w:sz w:val="32"/>
           <w:szCs w:val="32"/>
         </w:rPr>
       </w:pPr>
-      <w:proofErr w:type="spellStart"/>
-      <w:proofErr w:type="spellEnd"/>
-      <w:proofErr w:type="spellStart"/>
-      <w:proofErr w:type="spellEnd"/>
-      <w:proofErr w:type="spellStart"/>
-      <w:proofErr w:type="spellEnd"/>
-      <w:proofErr w:type="spellStart"/>
-      <w:proofErr w:type="spellEnd"/>
-      <w:proofErr w:type="spellStart"/>
-      <w:proofErr w:type="spellEnd"/>
-      <w:proofErr w:type="gramStart"/>
-      <w:proofErr w:type="spellStart"/>
-      <w:proofErr w:type="spellEnd"/>
-      <w:proofErr w:type="gramEnd"/>
-      <w:proofErr w:type="spellStart"/>
-      <w:proofErr w:type="gramStart"/>
-      <w:proofErr w:type="spellEnd"/>
-      <w:proofErr w:type="gramEnd"/>
-      <w:proofErr w:type="spellStart"/>
-      <w:proofErr w:type="spellEnd"/>
-      <w:proofErr w:type="gramStart"/>
-      <w:proofErr w:type="spellStart"/>
-      <w:proofErr w:type="spellEnd"/>
-      <w:proofErr w:type="gramEnd"/>
-      <w:proofErr w:type="spellStart"/>
-      <w:proofErr w:type="spellEnd"/>
-      <w:proofErr w:type="spellStart"/>
-      <w:proofErr w:type="spellEnd"/>
-      <w:proofErr w:type="spellStart"/>
-      <w:proofErr w:type="spellEnd"/>
-      <w:proofErr w:type="gramStart"/>
-      <w:proofErr w:type="spellStart"/>
-      <w:proofErr w:type="spellEnd"/>
-      <w:proofErr w:type="gramEnd"/>
-      <w:proofErr w:type="spellStart"/>
-      <w:proofErr w:type="spellEnd"/>
-      <w:r>
-        <w:rPr>
-          <w:rFonts w:ascii="TH SarabunIT๙" w:hAnsi="TH SarabunIT๙" w:cs="TH SarabunIT๙" w:eastAsia="TH SarabunIT๙"/>
-          <w:sz w:val="32"/>
-          <w:b w:val="off"/>
-        </w:rPr>
-        <w:t xml:space="preserve">		คณะอนุกรรมการเพื่อประเมินผลการสอน ในการประชุมครั้งที่  เมื่อวันที่ 15 กุมภาพันธ์ 2569  ซึ่งได้รับมอบอำนาจจากคณะกรรมการพิจารณาตำแหน่งทางวิชาการมหาวิทยาลัยขอนแก่น ได้ประเมินผลการสอนรหัสวิชา  dss รายวิชา  ssss ของ อาจารย์ กแล้วเห็นว่า บุคคลดังกล่าวเป็นผู้มีความ</w:t>
+      <w:r>
+        <w:rPr>
+          <w:rFonts w:ascii="TH Sarabun New" w:hAnsi="TH Sarabun New" w:cs="TH Sarabun New"/>
+          <w:color w:val="000000" w:themeColor="text1"/>
+          <w:sz w:val="32"/>
+          <w:szCs w:val="32"/>
+          <w:cs/>
+        </w:rPr>
+        <w:tab/>
+      </w:r>
+      <w:r>
+        <w:rPr>
+          <w:rFonts w:ascii="TH Sarabun New" w:hAnsi="TH Sarabun New" w:cs="TH Sarabun New"/>
+          <w:color w:val="000000" w:themeColor="text1"/>
+          <w:sz w:val="32"/>
+          <w:szCs w:val="32"/>
+          <w:cs/>
+        </w:rPr>
+        <w:tab/>
+        <w:t>คณะอนุกรรมการเพื่อประเมินผลการสอน ในการประชุมครั้งที่</w:t>
+      </w:r>
+      <w:r>
+        <w:rPr>
+          <w:rFonts w:ascii="TH Sarabun New" w:hAnsi="TH Sarabun New" w:cs="TH Sarabun New"/>
+          <w:color w:val="000000" w:themeColor="text1"/>
+          <w:sz w:val="32"/>
+          <w:szCs w:val="32"/>
+        </w:rPr>
+        <w:t xml:space="preserve"> </w:t>
+      </w:r>
+      <w:r>
+        <w:rPr>
+          <w:rFonts w:ascii="TH Sarabun New" w:hAnsi="TH Sarabun New" w:cs="TH Sarabun New"/>
+          <w:color w:val="000000" w:themeColor="text1"/>
+          <w:sz w:val="32"/>
+          <w:szCs w:val="32"/>
+          <w:lang w:bidi="th-TH"/>
+        </w:rPr>
+        <w:t/>
+      </w:r>
+      <w:r>
+        <w:rPr>
+          <w:rFonts w:ascii="TH Sarabun New" w:hAnsi="TH Sarabun New" w:cs="TH Sarabun New"/>
+          <w:color w:val="000000" w:themeColor="text1"/>
+          <w:sz w:val="32"/>
+          <w:szCs w:val="32"/>
+          <w:lang w:bidi="th-TH"/>
+        </w:rPr>
+        <w:t/>
+      </w:r>
+      <w:r>
+        <w:rPr>
+          <w:rFonts w:ascii="TH Sarabun New" w:hAnsi="TH Sarabun New" w:cs="TH Sarabun New"/>
+          <w:color w:val="000000" w:themeColor="text1"/>
+          <w:sz w:val="32"/>
+          <w:szCs w:val="32"/>
+          <w:lang w:bidi="th-TH"/>
+        </w:rPr>
+        <w:t/>
+      </w:r>
+      <w:r>
+        <w:rPr>
+          <w:rFonts w:ascii="TH Sarabun New" w:hAnsi="TH Sarabun New" w:cs="TH Sarabun New"/>
+          <w:color w:val="000000" w:themeColor="text1"/>
+          <w:sz w:val="32"/>
+          <w:szCs w:val="32"/>
+        </w:rPr>
+        <w:t xml:space="preserve"> </w:t>
+      </w:r>
+      <w:r>
+        <w:rPr>
+          <w:rFonts w:ascii="TH Sarabun New" w:hAnsi="TH Sarabun New" w:cs="TH Sarabun New"/>
+          <w:color w:val="000000" w:themeColor="text1"/>
+          <w:sz w:val="32"/>
+          <w:szCs w:val="32"/>
+          <w:cs/>
+        </w:rPr>
+        <w:t>เมื่อวันที่</w:t>
+      </w:r>
+      <w:r>
+        <w:rPr>
+          <w:rFonts w:ascii="TH Sarabun New" w:hAnsi="TH Sarabun New" w:cs="TH Sarabun New"/>
+          <w:color w:val="000000" w:themeColor="text1"/>
+          <w:sz w:val="32"/>
+          <w:szCs w:val="32"/>
+        </w:rPr>
+        <w:t xml:space="preserve"> </w:t>
+      </w:r>
+      <w:r>
+        <w:rPr>
+          <w:rFonts w:ascii="TH Sarabun New" w:hAnsi="TH Sarabun New" w:cs="TH Sarabun New"/>
+          <w:color w:val="000000" w:themeColor="text1"/>
+          <w:sz w:val="32"/>
+          <w:szCs w:val="32"/>
+          <w:lang w:bidi="th-TH"/>
+        </w:rPr>
+        <w:t>25 มีนาคม 2569</w:t>
+      </w:r>
+      <w:r>
+        <w:rPr>
+          <w:rFonts w:ascii="TH Sarabun New" w:hAnsi="TH Sarabun New" w:cs="TH Sarabun New"/>
+          <w:color w:val="000000" w:themeColor="text1"/>
+          <w:sz w:val="32"/>
+          <w:szCs w:val="32"/>
+          <w:lang w:bidi="th-TH"/>
+        </w:rPr>
+        <w:t/>
+      </w:r>
+      <w:r>
+        <w:rPr>
+          <w:rFonts w:ascii="TH Sarabun New" w:hAnsi="TH Sarabun New" w:cs="TH Sarabun New"/>
+          <w:color w:val="000000" w:themeColor="text1"/>
+          <w:sz w:val="32"/>
+          <w:szCs w:val="32"/>
+          <w:lang w:bidi="th-TH"/>
+        </w:rPr>
+        <w:t/>
+      </w:r>
+      <w:r>
+        <w:rPr>
+          <w:rFonts w:ascii="TH Sarabun New" w:hAnsi="TH Sarabun New" w:cs="TH Sarabun New"/>
+          <w:color w:val="000000" w:themeColor="text1"/>
+          <w:sz w:val="32"/>
+          <w:szCs w:val="32"/>
+          <w:lang w:bidi="th-TH"/>
+        </w:rPr>
+        <w:t/>
+      </w:r>
+      <w:r>
+        <w:rPr>
+          <w:rFonts w:ascii="TH Sarabun New" w:hAnsi="TH Sarabun New" w:cs="TH Sarabun New"/>
+          <w:color w:val="000000" w:themeColor="text1"/>
+          <w:sz w:val="32"/>
+          <w:szCs w:val="32"/>
+          <w:cs/>
+          <w:lang w:bidi="th-TH"/>
+        </w:rPr>
+        <w:t xml:space="preserve">  </w:t>
+      </w:r>
+      <w:r>
+        <w:rPr>
+          <w:rFonts w:ascii="TH Sarabun New" w:hAnsi="TH Sarabun New" w:cs="TH Sarabun New"/>
+          <w:color w:val="000000" w:themeColor="text1"/>
+          <w:sz w:val="32"/>
+          <w:szCs w:val="32"/>
+          <w:cs/>
+        </w:rPr>
+        <w:t>ซึ่งได้รับมอบอำนาจจากคณะกรรมการพิจารณาตำแหน่งทางวิชาการ</w:t>
+      </w:r>
+      <w:r>
+        <w:rPr>
+          <w:rFonts w:ascii="TH Sarabun New" w:hAnsi="TH Sarabun New" w:cs="TH Sarabun New"/>
+          <w:color w:val="000000" w:themeColor="text1"/>
+          <w:sz w:val="32"/>
+          <w:szCs w:val="32"/>
+          <w:cs/>
+          <w:lang w:bidi="th-TH"/>
+        </w:rPr>
+        <w:t>มหาวิทยาลัยขอนแก่น</w:t>
+      </w:r>
+      <w:r>
+        <w:rPr>
+          <w:rFonts w:ascii="TH Sarabun New" w:hAnsi="TH Sarabun New" w:cs="TH Sarabun New"/>
+          <w:color w:val="000000" w:themeColor="text1"/>
+          <w:sz w:val="32"/>
+          <w:szCs w:val="32"/>
+          <w:cs/>
+        </w:rPr>
+        <w:t xml:space="preserve"> ได้ประเมินผลการสอน</w:t>
+      </w:r>
+      <w:r>
+        <w:rPr>
+          <w:rFonts w:ascii="TH Sarabun New" w:hAnsi="TH Sarabun New" w:cs="TH Sarabun New"/>
+          <w:color w:val="000000" w:themeColor="text1"/>
+          <w:sz w:val="32"/>
+          <w:szCs w:val="32"/>
+        </w:rPr>
+        <w:t xml:space="preserve"> </w:t>
+      </w:r>
+      <w:r>
+        <w:rPr>
+          <w:rFonts w:ascii="TH Sarabun New" w:hAnsi="TH Sarabun New" w:cs="TH Sarabun New"/>
+          <w:color w:val="000000" w:themeColor="text1"/>
+          <w:sz w:val="32"/>
+          <w:szCs w:val="32"/>
+          <w:cs/>
+        </w:rPr>
+        <w:t>รหัสวิชา</w:t>
+      </w:r>
+      <w:r>
+        <w:rPr>
+          <w:rFonts w:ascii="TH Sarabun New" w:hAnsi="TH Sarabun New" w:cs="TH Sarabun New"/>
+          <w:color w:val="000000" w:themeColor="text1"/>
+          <w:sz w:val="32"/>
+          <w:szCs w:val="32"/>
+        </w:rPr>
+        <w:t xml:space="preserve"> </w:t>
+      </w:r>
+      <w:r>
+        <w:rPr>
+          <w:rFonts w:ascii="TH Sarabun New" w:hAnsi="TH Sarabun New" w:cs="TH Sarabun New"/>
+          <w:color w:val="000000" w:themeColor="text1"/>
+          <w:sz w:val="32"/>
+          <w:szCs w:val="32"/>
+          <w:shd w:val="clear" w:color="auto" w:fill="FFFFFF"/>
+        </w:rPr>
+        <w:t> </w:t>
+      </w:r>
+      <w:r>
+        <w:rPr>
+          <w:rFonts w:ascii="TH Sarabun New" w:hAnsi="TH Sarabun New" w:cs="TH Sarabun New"/>
+          <w:color w:val="000000" w:themeColor="text1"/>
+          <w:sz w:val="32"/>
+          <w:szCs w:val="32"/>
+          <w:shd w:val="clear" w:color="auto" w:fill="FFFFFF"/>
+        </w:rPr>
+        <w:t/>
+      </w:r>
+      <w:r>
+        <w:rPr>
+          <w:rFonts w:ascii="TH Sarabun New" w:hAnsi="TH Sarabun New" w:cs="TH Sarabun New"/>
+          <w:color w:val="000000" w:themeColor="text1"/>
+          <w:sz w:val="32"/>
+          <w:szCs w:val="32"/>
+          <w:shd w:val="clear" w:color="auto" w:fill="FFFFFF"/>
+        </w:rPr>
+        <w:t/>
+      </w:r>
+      <w:r>
+        <w:rPr>
+          <w:rFonts w:ascii="TH Sarabun New" w:hAnsi="TH Sarabun New" w:cs="TH Sarabun New"/>
+          <w:color w:val="000000" w:themeColor="text1"/>
+          <w:sz w:val="32"/>
+          <w:szCs w:val="32"/>
+          <w:shd w:val="clear" w:color="auto" w:fill="FFFFFF"/>
+        </w:rPr>
+        <w:t/>
+      </w:r>
+      <w:r>
+        <w:rPr>
+          <w:rFonts w:ascii="TH Sarabun New" w:hAnsi="TH Sarabun New" w:cs="TH Sarabun New"/>
+          <w:color w:val="000000" w:themeColor="text1"/>
+          <w:sz w:val="32"/>
+          <w:szCs w:val="32"/>
+          <w:shd w:val="clear" w:color="auto" w:fill="FFFFFF"/>
+        </w:rPr>
+        <w:t xml:space="preserve"/>
+      </w:r>
+      <w:r>
+        <w:rPr>
+          <w:rFonts w:ascii="TH Sarabun New" w:hAnsi="TH Sarabun New" w:cs="TH Sarabun New"/>
+          <w:color w:val="000000" w:themeColor="text1"/>
+          <w:sz w:val="32"/>
+          <w:szCs w:val="32"/>
+          <w:shd w:val="clear" w:color="auto" w:fill="FFFFFF"/>
+          <w:cs/>
+          <w:lang w:bidi="th-TH"/>
+        </w:rPr>
+        <w:t>ร</w:t>
+      </w:r>
+      <w:r>
+        <w:rPr>
+          <w:rFonts w:ascii="TH Sarabun New" w:hAnsi="TH Sarabun New" w:cs="TH Sarabun New"/>
+          <w:color w:val="000000" w:themeColor="text1"/>
+          <w:sz w:val="32"/>
+          <w:szCs w:val="32"/>
+          <w:cs/>
+        </w:rPr>
+        <w:t>ายวิชา</w:t>
+      </w:r>
+      <w:r>
+        <w:rPr>
+          <w:rFonts w:ascii="TH Sarabun New" w:hAnsi="TH Sarabun New" w:cs="TH Sarabun New"/>
+          <w:color w:val="000000" w:themeColor="text1"/>
+          <w:sz w:val="32"/>
+          <w:szCs w:val="32"/>
+        </w:rPr>
+        <w:t xml:space="preserve"> </w:t>
+      </w:r>
+      <w:r>
+        <w:rPr>
+          <w:rFonts w:ascii="TH Sarabun New" w:hAnsi="TH Sarabun New" w:cs="TH Sarabun New"/>
+          <w:color w:val="000000" w:themeColor="text1"/>
+          <w:sz w:val="32"/>
+          <w:szCs w:val="32"/>
+          <w:shd w:val="clear" w:color="auto" w:fill="FFFFFF"/>
+        </w:rPr>
+        <w:t/>
+      </w:r>
+      <w:r>
+        <w:rPr>
+          <w:rFonts w:ascii="TH Sarabun New" w:hAnsi="TH Sarabun New" w:cs="TH Sarabun New"/>
+          <w:color w:val="000000" w:themeColor="text1"/>
+          <w:sz w:val="32"/>
+          <w:szCs w:val="32"/>
+          <w:shd w:val="clear" w:color="auto" w:fill="FFFFFF"/>
+        </w:rPr>
+        <w:t/>
+      </w:r>
+      <w:r>
+        <w:rPr>
+          <w:rFonts w:ascii="TH Sarabun New" w:hAnsi="TH Sarabun New" w:cs="TH Sarabun New"/>
+          <w:color w:val="000000" w:themeColor="text1"/>
+          <w:sz w:val="32"/>
+          <w:szCs w:val="32"/>
+          <w:shd w:val="clear" w:color="auto" w:fill="FFFFFF"/>
+        </w:rPr>
+        <w:t/>
+      </w:r>
+      <w:r>
+        <w:rPr>
+          <w:rFonts w:ascii="TH Sarabun New" w:hAnsi="TH Sarabun New" w:cs="TH Sarabun New"/>
+          <w:color w:val="000000" w:themeColor="text1"/>
+          <w:sz w:val="32"/>
+          <w:szCs w:val="32"/>
+          <w:shd w:val="clear" w:color="auto" w:fill="FFFFFF"/>
+        </w:rPr>
+        <w:t> </w:t>
+      </w:r>
+      <w:r>
+        <w:rPr>
+          <w:rFonts w:ascii="TH Sarabun New" w:hAnsi="TH Sarabun New" w:cs="TH Sarabun New"/>
+          <w:color w:val="000000" w:themeColor="text1"/>
+          <w:sz w:val="32"/>
+          <w:szCs w:val="32"/>
+          <w:cs/>
+        </w:rPr>
+        <w:t xml:space="preserve">ของ </w:t>
+      </w:r>
+      <w:r>
+        <w:rPr>
+          <w:rFonts w:ascii="TH Sarabun New" w:hAnsi="TH Sarabun New" w:cs="TH Sarabun New"/>
+          <w:color w:val="000000" w:themeColor="text1"/>
+          <w:sz w:val="32"/>
+          <w:szCs w:val="32"/>
+        </w:rPr>
+        <w:t>นาง</w:t>
+      </w:r>
+      <w:r>
+        <w:rPr>
+          <w:rFonts w:ascii="TH Sarabun New" w:hAnsi="TH Sarabun New" w:cs="TH Sarabun New"/>
+          <w:color w:val="000000" w:themeColor="text1"/>
+          <w:sz w:val="32"/>
+          <w:szCs w:val="32"/>
+          <w:lang w:bidi="th-TH"/>
+        </w:rPr>
+        <w:t>kriangkrai prasert</w:t>
+      </w:r>
+      <w:r>
+        <w:rPr>
+          <w:rFonts w:ascii="TH Sarabun New" w:hAnsi="TH Sarabun New" w:cs="TH Sarabun New"/>
+          <w:color w:val="000000" w:themeColor="text1"/>
+          <w:sz w:val="32"/>
+          <w:szCs w:val="32"/>
+          <w:lang w:bidi="th-TH"/>
+        </w:rPr>
+        <w:t xml:space="preserve"> </w:t>
+      </w:r>
+      <w:r>
+        <w:rPr>
+          <w:rFonts w:ascii="TH Sarabun New" w:hAnsi="TH Sarabun New" w:cs="TH Sarabun New"/>
+          <w:color w:val="000000" w:themeColor="text1"/>
+          <w:sz w:val="32"/>
+          <w:szCs w:val="32"/>
+          <w:cs/>
+        </w:rPr>
+        <w:t>แล้วเห็นว่า บุคคลดังกล่าวเป็นผู้มีความ</w:t>
       </w:r>
     </w:p>
     <w:p>
@@ -125,7 +425,7 @@
         <w:spacing w:after="0" w:line="240" w:lineRule="auto"/>
         <w:jc w:val="thaiDistribute"/>
         <w:rPr>
-          <w:rFonts w:ascii="TH SarabunIT๙" w:hAnsi="TH SarabunIT๙" w:cs="TH SarabunIT๙"/>
+          <w:rFonts w:ascii="TH Sarabun New" w:hAnsi="TH Sarabun New" w:cs="TH Sarabun New"/>
           <w:color w:val="000000" w:themeColor="text1"/>
           <w:sz w:val="16"/>
           <w:szCs w:val="16"/>
@@ -143,15 +443,110 @@
           <w:lang w:bidi="th-TH"/>
         </w:rPr>
       </w:pPr>
-      <w:proofErr w:type="spellStart"/>
-      <w:proofErr w:type="spellEnd"/>
-      <w:r>
-        <w:rPr>
-          <w:rFonts w:ascii="TH Sarabun New" w:hAnsi="TH Sarabun New" w:cs="TH Sarabun New" w:eastAsia="TH Sarabun New"/>
-          <w:sz w:val="32"/>
-          <w:b w:val="off"/>
-        </w:rPr>
-        <w:t xml:space="preserve">	(expert) ชำนาญ</w:t>
+      <w:r>
+        <w:rPr>
+          <w:rFonts w:ascii="TH Sarabun New" w:hAnsi="TH Sarabun New" w:cs="TH Sarabun New"/>
+          <w:color w:val="000000" w:themeColor="text1"/>
+          <w:sz w:val="32"/>
+          <w:szCs w:val="32"/>
+          <w:cs/>
+          <w:lang w:bidi="th-TH"/>
+        </w:rPr>
+        <w:tab/>
+        <w:t>(</w:t>
+      </w:r>
+      <w:r>
+        <w:rPr>
+          <w:rFonts w:ascii="TH Sarabun New" w:hAnsi="TH Sarabun New" w:cs="TH Sarabun New"/>
+          <w:color w:val="000000" w:themeColor="text1"/>
+          <w:sz w:val="32"/>
+          <w:szCs w:val="32"/>
+          <w:lang w:bidi="th-TH"/>
+        </w:rPr>
+        <w:t> </w:t>
+      </w:r>
+      <w:r>
+        <w:rPr>
+          <w:rFonts w:ascii="TH Sarabun New" w:hAnsi="TH Sarabun New" w:cs="TH Sarabun New"/>
+          <w:color w:val="000000" w:themeColor="text1"/>
+          <w:sz w:val="32"/>
+          <w:szCs w:val="32"/>
+          <w:lang w:bidi="th-TH"/>
+        </w:rPr>
+        <w:t/>
+      </w:r>
+      <w:r>
+        <w:rPr>
+          <w:rFonts w:ascii="TH Sarabun New" w:hAnsi="TH Sarabun New" w:cs="TH Sarabun New"/>
+          <w:color w:val="000000" w:themeColor="text1"/>
+          <w:sz w:val="32"/>
+          <w:szCs w:val="32"/>
+          <w:lang w:bidi="th-TH"/>
+        </w:rPr>
+        <w:t/>
+      </w:r>
+      <w:r>
+        <w:rPr>
+          <w:rFonts w:ascii="TH Sarabun New" w:hAnsi="TH Sarabun New" w:cs="TH Sarabun New"/>
+          <w:color w:val="000000" w:themeColor="text1"/>
+          <w:sz w:val="32"/>
+          <w:szCs w:val="32"/>
+          <w:lang w:bidi="th-TH"/>
+        </w:rPr>
+        <w:t/>
+      </w:r>
+      <w:r>
+        <w:rPr>
+          <w:rFonts w:ascii="TH Sarabun New" w:hAnsi="TH Sarabun New" w:cs="TH Sarabun New"/>
+          <w:color w:val="000000" w:themeColor="text1"/>
+          <w:sz w:val="32"/>
+          <w:szCs w:val="32"/>
+          <w:lang w:bidi="th-TH"/>
+        </w:rPr>
+        <w:t/>
+      </w:r>
+      <w:r>
+        <w:rPr>
+          <w:rFonts w:ascii="TH Sarabun New" w:hAnsi="TH Sarabun New" w:cs="TH Sarabun New"/>
+          <w:color w:val="000000" w:themeColor="text1"/>
+          <w:sz w:val="32"/>
+          <w:szCs w:val="32"/>
+          <w:cs/>
+          <w:lang w:bidi="th-TH"/>
+        </w:rPr>
+        <w:t>)</w:t>
+      </w:r>
+      <w:r>
+        <w:rPr>
+          <w:rFonts w:ascii="TH Sarabun New" w:hAnsi="TH Sarabun New" w:cs="TH Sarabun New"/>
+          <w:color w:val="000000" w:themeColor="text1"/>
+          <w:sz w:val="32"/>
+          <w:szCs w:val="32"/>
+          <w:lang w:bidi="th-TH"/>
+        </w:rPr>
+        <w:t xml:space="preserve"> </w:t>
+      </w:r>
+      <w:r>
+        <w:rPr>
+          <w:rFonts w:ascii="TH Sarabun New" w:hAnsi="TH Sarabun New" w:cs="TH Sarabun New"/>
+          <w:color w:val="000000" w:themeColor="text1"/>
+          <w:sz w:val="32"/>
+          <w:szCs w:val="32"/>
+          <w:cs/>
+          <w:lang w:bidi="th-TH"/>
+        </w:rPr>
+        <w:tab/>
+      </w:r>
+      <w:r>
+        <w:rPr>
+          <w:rFonts w:ascii="TH Sarabun New" w:hAnsi="TH Sarabun New" w:cs="TH Sarabun New"/>
+          <w:color w:val="000000" w:themeColor="text1"/>
+          <w:sz w:val="32"/>
+          <w:szCs w:val="32"/>
+          <w:cs/>
+          <w:lang w:bidi="th-TH"/>
+        </w:rPr>
+        <w:t>ชำนาญ</w:t>
       </w:r>
     </w:p>
     <w:p>
@@ -165,15 +560,90 @@
           <w:lang w:bidi="th-TH"/>
         </w:rPr>
       </w:pPr>
-      <w:proofErr w:type="spellStart"/>
-      <w:proofErr w:type="spellEnd"/>
-      <w:r>
-        <w:rPr>
-          <w:rFonts w:ascii="TH Sarabun New" w:hAnsi="TH Sarabun New" w:cs="TH Sarabun New" w:eastAsia="TH Sarabun New"/>
-          <w:sz w:val="32"/>
-          <w:b w:val="off"/>
-        </w:rPr>
-        <w:t xml:space="preserve">	(expert)	ชำนาญพิเศษ</w:t>
+      <w:r>
+        <w:rPr>
+          <w:rFonts w:ascii="TH Sarabun New" w:hAnsi="TH Sarabun New" w:cs="TH Sarabun New"/>
+          <w:color w:val="000000" w:themeColor="text1"/>
+          <w:sz w:val="32"/>
+          <w:szCs w:val="32"/>
+          <w:cs/>
+          <w:lang w:bidi="th-TH"/>
+        </w:rPr>
+        <w:tab/>
+        <w:t>(</w:t>
+      </w:r>
+      <w:r>
+        <w:rPr>
+          <w:rFonts w:ascii="TH Sarabun New" w:hAnsi="TH Sarabun New" w:cs="TH Sarabun New"/>
+          <w:color w:val="000000" w:themeColor="text1"/>
+          <w:sz w:val="32"/>
+          <w:szCs w:val="32"/>
+          <w:lang w:bidi="th-TH"/>
+        </w:rPr>
+        <w:t> </w:t>
+      </w:r>
+      <w:r>
+        <w:rPr>
+          <w:rFonts w:ascii="TH Sarabun New" w:hAnsi="TH Sarabun New" w:cs="TH Sarabun New"/>
+          <w:color w:val="000000" w:themeColor="text1"/>
+          <w:sz w:val="32"/>
+          <w:szCs w:val="32"/>
+          <w:lang w:bidi="th-TH"/>
+        </w:rPr>
+        <w:t/>
+      </w:r>
+      <w:r>
+        <w:rPr>
+          <w:rFonts w:ascii="TH Sarabun New" w:hAnsi="TH Sarabun New" w:cs="TH Sarabun New"/>
+          <w:color w:val="000000" w:themeColor="text1"/>
+          <w:sz w:val="32"/>
+          <w:szCs w:val="32"/>
+          <w:lang w:bidi="th-TH"/>
+        </w:rPr>
+        <w:t/>
+      </w:r>
+      <w:r>
+        <w:rPr>
+          <w:rFonts w:ascii="TH Sarabun New" w:hAnsi="TH Sarabun New" w:cs="TH Sarabun New"/>
+          <w:color w:val="000000" w:themeColor="text1"/>
+          <w:sz w:val="32"/>
+          <w:szCs w:val="32"/>
+          <w:lang w:bidi="th-TH"/>
+        </w:rPr>
+        <w:t/>
+      </w:r>
+      <w:r>
+        <w:rPr>
+          <w:rFonts w:ascii="TH Sarabun New" w:hAnsi="TH Sarabun New" w:cs="TH Sarabun New"/>
+          <w:color w:val="000000" w:themeColor="text1"/>
+          <w:sz w:val="32"/>
+          <w:szCs w:val="32"/>
+          <w:lang w:bidi="th-TH"/>
+        </w:rPr>
+        <w:t/>
+      </w:r>
+      <w:r>
+        <w:rPr>
+          <w:rFonts w:ascii="TH Sarabun New" w:hAnsi="TH Sarabun New" w:cs="TH Sarabun New"/>
+          <w:color w:val="000000" w:themeColor="text1"/>
+          <w:sz w:val="32"/>
+          <w:szCs w:val="32"/>
+          <w:cs/>
+          <w:lang w:bidi="th-TH"/>
+        </w:rPr>
+        <w:t>)</w:t>
+      </w:r>
+      <w:r>
+        <w:rPr>
+          <w:rFonts w:ascii="TH Sarabun New" w:hAnsi="TH Sarabun New" w:cs="TH Sarabun New"/>
+          <w:color w:val="000000" w:themeColor="text1"/>
+          <w:sz w:val="32"/>
+          <w:szCs w:val="32"/>
+          <w:cs/>
+          <w:lang w:bidi="th-TH"/>
+        </w:rPr>
+        <w:tab/>
+        <w:t>ชำนาญพิเศษ</w:t>
       </w:r>
     </w:p>
     <w:p>
@@ -187,15 +657,100 @@
           <w:lang w:bidi="th-TH"/>
         </w:rPr>
       </w:pPr>
-      <w:proofErr w:type="spellStart"/>
-      <w:proofErr w:type="spellEnd"/>
-      <w:r>
-        <w:rPr>
-          <w:rFonts w:ascii="TH Sarabun New" w:hAnsi="TH Sarabun New" w:cs="TH Sarabun New" w:eastAsia="TH Sarabun New"/>
-          <w:sz w:val="32"/>
-          <w:b w:val="off"/>
-        </w:rPr>
-        <w:t xml:space="preserve">	(expert)	เชี่ยวชาญ</w:t>
+      <w:r>
+        <w:rPr>
+          <w:rFonts w:ascii="TH Sarabun New" w:hAnsi="TH Sarabun New" w:cs="TH Sarabun New"/>
+          <w:color w:val="000000" w:themeColor="text1"/>
+          <w:sz w:val="32"/>
+          <w:szCs w:val="32"/>
+          <w:cs/>
+          <w:lang w:bidi="th-TH"/>
+        </w:rPr>
+        <w:tab/>
+      </w:r>
+      <w:r>
+        <w:rPr>
+          <w:rFonts w:ascii="TH Sarabun New" w:hAnsi="TH Sarabun New" w:cs="TH Sarabun New"/>
+          <w:color w:val="000000" w:themeColor="text1"/>
+          <w:sz w:val="32"/>
+          <w:szCs w:val="32"/>
+          <w:cs/>
+          <w:lang w:bidi="th-TH"/>
+        </w:rPr>
+        <w:t>(</w:t>
+      </w:r>
+      <w:r>
+        <w:rPr>
+          <w:rFonts w:ascii="TH Sarabun New" w:hAnsi="TH Sarabun New" w:cs="TH Sarabun New"/>
+          <w:color w:val="000000" w:themeColor="text1"/>
+          <w:sz w:val="32"/>
+          <w:szCs w:val="32"/>
+          <w:lang w:bidi="th-TH"/>
+        </w:rPr>
+        <w:t>✓</w:t>
+      </w:r>
+      <w:r>
+        <w:rPr>
+          <w:rFonts w:ascii="TH Sarabun New" w:hAnsi="TH Sarabun New" w:cs="TH Sarabun New"/>
+          <w:color w:val="000000" w:themeColor="text1"/>
+          <w:sz w:val="32"/>
+          <w:szCs w:val="32"/>
+          <w:lang w:bidi="th-TH"/>
+        </w:rPr>
+        <w:t/>
+      </w:r>
+      <w:r>
+        <w:rPr>
+          <w:rFonts w:ascii="TH Sarabun New" w:hAnsi="TH Sarabun New" w:cs="TH Sarabun New"/>
+          <w:color w:val="000000" w:themeColor="text1"/>
+          <w:sz w:val="32"/>
+          <w:szCs w:val="32"/>
+          <w:lang w:bidi="th-TH"/>
+        </w:rPr>
+        <w:t/>
+      </w:r>
+      <w:r>
+        <w:rPr>
+          <w:rFonts w:ascii="TH Sarabun New" w:hAnsi="TH Sarabun New" w:cs="TH Sarabun New"/>
+          <w:color w:val="000000" w:themeColor="text1"/>
+          <w:sz w:val="32"/>
+          <w:szCs w:val="32"/>
+          <w:lang w:bidi="th-TH"/>
+        </w:rPr>
+        <w:t/>
+      </w:r>
+      <w:r>
+        <w:rPr>
+          <w:rFonts w:ascii="TH Sarabun New" w:hAnsi="TH Sarabun New" w:cs="TH Sarabun New"/>
+          <w:color w:val="000000" w:themeColor="text1"/>
+          <w:sz w:val="32"/>
+          <w:szCs w:val="32"/>
+          <w:lang w:bidi="th-TH"/>
+        </w:rPr>
+        <w:t/>
+      </w:r>
+      <w:r>
+        <w:rPr>
+          <w:rFonts w:ascii="TH Sarabun New" w:hAnsi="TH Sarabun New" w:cs="TH Sarabun New"/>
+          <w:color w:val="000000" w:themeColor="text1"/>
+          <w:sz w:val="32"/>
+          <w:szCs w:val="32"/>
+          <w:cs/>
+          <w:lang w:bidi="th-TH"/>
+        </w:rPr>
+        <w:t>)</w:t>
+      </w:r>
+      <w:r>
+        <w:rPr>
+          <w:rFonts w:ascii="TH Sarabun New" w:hAnsi="TH Sarabun New" w:cs="TH Sarabun New"/>
+          <w:color w:val="000000" w:themeColor="text1"/>
+          <w:sz w:val="32"/>
+          <w:szCs w:val="32"/>
+          <w:cs/>
+          <w:lang w:bidi="th-TH"/>
+        </w:rPr>
+        <w:tab/>
+        <w:t>เชี่ยวชาญ</w:t>
       </w:r>
     </w:p>
     <w:p>
@@ -203,7 +758,7 @@
         <w:spacing w:after="0" w:line="240" w:lineRule="auto"/>
         <w:jc w:val="thaiDistribute"/>
         <w:rPr>
-          <w:rFonts w:ascii="TH SarabunIT๙" w:hAnsi="TH SarabunIT๙" w:cs="TH SarabunIT๙"/>
+          <w:rFonts w:ascii="TH Sarabun New" w:hAnsi="TH Sarabun New" w:cs="TH Sarabun New"/>
           <w:color w:val="000000" w:themeColor="text1"/>
           <w:sz w:val="16"/>
           <w:szCs w:val="16"/>
@@ -222,6 +777,17 @@
       </w:pPr>
       <w:r>
         <w:rPr>
+          <w:rFonts w:ascii="TH Sarabun New" w:hAnsi="TH Sarabun New" w:cs="TH Sarabun New"/>
+          <w:color w:val="000000" w:themeColor="text1"/>
+          <w:sz w:val="32"/>
+          <w:szCs w:val="32"/>
+          <w:cs/>
+          <w:lang w:bidi="th-TH"/>
+        </w:rPr>
+        <w:t>ในการสอนมีคุณภาพ</w:t>
+      </w:r>
+      <w:r>
+        <w:rPr>
           <w:rFonts w:ascii="TH Sarabun New" w:hAnsi="TH Sarabun New" w:cs="TH Sarabun New" w:hint="cs"/>
           <w:color w:val="000000" w:themeColor="text1"/>
           <w:sz w:val="32"/>
@@ -229,14 +795,47 @@
           <w:cs/>
           <w:lang w:bidi="th-TH"/>
         </w:rPr>
-        <w:t>ในการสอนมีคุณภาพ อยู่ในหลักเกณฑ์และวิธีการตามที่สภาสถาบันกำหนด</w:t>
+        <w:t xml:space="preserve"> </w:t>
+      </w:r>
+      <w:r>
+        <w:rPr>
+          <w:rFonts w:ascii="TH Sarabun New" w:hAnsi="TH Sarabun New" w:cs="TH Sarabun New"/>
+          <w:color w:val="000000" w:themeColor="text1"/>
+          <w:sz w:val="32"/>
+          <w:szCs w:val="32"/>
+          <w:cs/>
+          <w:lang w:bidi="th-TH"/>
+        </w:rPr>
+        <w:t>อยู่ในหลักเกณฑ์และวิธีการตามที่</w:t>
+      </w:r>
+      <w:r>
+        <w:rPr>
+          <w:rFonts w:ascii="TH Sarabun New" w:hAnsi="TH Sarabun New" w:cs="TH Sarabun New" w:hint="cs"/>
+          <w:color w:val="000000" w:themeColor="text1"/>
+          <w:sz w:val="32"/>
+          <w:szCs w:val="32"/>
+          <w:cs/>
+          <w:lang w:bidi="th-TH"/>
+        </w:rPr>
+        <w:t>มหาวิทยาลัย</w:t>
+      </w:r>
+      <w:r>
+        <w:rPr>
+          <w:rFonts w:ascii="TH Sarabun New" w:hAnsi="TH Sarabun New" w:cs="TH Sarabun New"/>
+          <w:color w:val="000000" w:themeColor="text1"/>
+          <w:sz w:val="32"/>
+          <w:szCs w:val="32"/>
+          <w:cs/>
+          <w:lang w:bidi="th-TH"/>
+        </w:rPr>
+        <w:t>กำหนด</w:t>
       </w:r>
     </w:p>
     <w:p>
       <w:pPr>
         <w:spacing w:after="0" w:line="240" w:lineRule="auto"/>
         <w:rPr>
-          <w:rFonts w:ascii="TH SarabunIT๙" w:hAnsi="TH SarabunIT๙" w:cs="TH SarabunIT๙"/>
+          <w:rFonts w:ascii="TH Sarabun New" w:hAnsi="TH Sarabun New" w:cs="TH Sarabun New"/>
           <w:color w:val="000000" w:themeColor="text1"/>
           <w:sz w:val="32"/>
           <w:szCs w:val="32"/>
@@ -248,7 +847,7 @@
         <w:spacing w:after="0" w:line="240" w:lineRule="auto"/>
         <w:jc w:val="center"/>
         <w:rPr>
-          <w:rFonts w:ascii="TH SarabunIT๙" w:hAnsi="TH SarabunIT๙" w:cs="TH SarabunIT๙"/>
+          <w:rFonts w:ascii="TH Sarabun New" w:hAnsi="TH Sarabun New" w:cs="TH Sarabun New"/>
           <w:color w:val="000000" w:themeColor="text1"/>
           <w:sz w:val="32"/>
           <w:szCs w:val="32"/>
@@ -256,7 +855,7 @@
       </w:pPr>
       <w:r>
         <w:rPr>
-          <w:rFonts w:ascii="TH SarabunIT๙" w:hAnsi="TH SarabunIT๙" w:cs="TH SarabunIT๙"/>
+          <w:rFonts w:ascii="TH Sarabun New" w:hAnsi="TH Sarabun New" w:cs="TH Sarabun New"/>
           <w:color w:val="000000" w:themeColor="text1"/>
           <w:sz w:val="32"/>
           <w:szCs w:val="32"/>
@@ -270,46 +869,36 @@
         <w:spacing w:after="0" w:line="240" w:lineRule="auto"/>
         <w:jc w:val="center"/>
         <w:rPr>
-          <w:rFonts w:ascii="TH SarabunIT๙" w:hAnsi="TH SarabunIT๙" w:cs="TH SarabunIT๙"/>
-          <w:color w:val="000000" w:themeColor="text1"/>
-          <w:sz w:val="32"/>
-          <w:szCs w:val="32"/>
+          <w:rFonts w:ascii="TH Sarabun New" w:hAnsi="TH Sarabun New" w:cs="TH Sarabun New"/>
+          <w:color w:val="000000" w:themeColor="text1"/>
+          <w:sz w:val="32"/>
+          <w:szCs w:val="32"/>
+          <w:lang w:bidi="th-TH"/>
         </w:rPr>
       </w:pPr>
       <w:r>
         <w:rPr>
-          <w:rFonts w:ascii="TH SarabunIT๙" w:hAnsi="TH SarabunIT๙" w:cs="TH SarabunIT๙" w:hint="cs"/>
-          <w:color w:val="000000" w:themeColor="text1"/>
-          <w:sz w:val="32"/>
-          <w:szCs w:val="32"/>
-          <w:cs/>
-        </w:rPr>
-        <w:t xml:space="preserve"> </w:t>
-      </w:r>
-      <w:r>
-        <w:rPr>
-          <w:rFonts w:ascii="TH SarabunIT๙" w:hAnsi="TH SarabunIT๙" w:cs="TH SarabunIT๙"/>
-          <w:color w:val="000000" w:themeColor="text1"/>
-          <w:sz w:val="32"/>
-          <w:szCs w:val="32"/>
-          <w:cs/>
-        </w:rPr>
-        <w:t>(</w:t>
-      </w:r>
-      <w:r>
-        <w:rPr>
-          <w:rFonts w:ascii="TH Sarabun New" w:hAnsi="TH Sarabun New" w:cs="TH Sarabun New" w:hint="cs"/>
-          <w:color w:val="000000" w:themeColor="text1"/>
-          <w:sz w:val="32"/>
-          <w:szCs w:val="32"/>
-          <w:cs/>
-          <w:lang w:bidi="th-TH"/>
-        </w:rPr>
-        <w:t>............................................................................</w:t>
-      </w:r>
-      <w:r>
-        <w:rPr>
-          <w:rFonts w:ascii="TH SarabunIT๙" w:hAnsi="TH SarabunIT๙" w:cs="TH SarabunIT๙"/>
+          <w:rFonts w:ascii="TH Sarabun New" w:hAnsi="TH Sarabun New" w:cs="TH Sarabun New"/>
+          <w:color w:val="000000" w:themeColor="text1"/>
+          <w:sz w:val="32"/>
+          <w:szCs w:val="32"/>
+          <w:cs/>
+        </w:rPr>
+        <w:t xml:space="preserve"> (</w:t>
+      </w:r>
+      <w:r>
+        <w:rPr>
+          <w:rFonts w:ascii="TH Sarabun New" w:hAnsi="TH Sarabun New" w:cs="TH Sarabun New"/>
+          <w:color w:val="000000" w:themeColor="text1"/>
+          <w:sz w:val="32"/>
+          <w:szCs w:val="32"/>
+          <w:lang w:bidi="th-TH"/>
+        </w:rPr>
+        <w:t>นายก</w:t>
+      </w:r>
+      <w:r>
+        <w:rPr>
+          <w:rFonts w:ascii="TH Sarabun New" w:hAnsi="TH Sarabun New" w:cs="TH Sarabun New"/>
           <w:color w:val="000000" w:themeColor="text1"/>
           <w:sz w:val="32"/>
           <w:szCs w:val="32"/>
@@ -323,7 +912,7 @@
         <w:spacing w:after="0" w:line="240" w:lineRule="auto"/>
         <w:jc w:val="center"/>
         <w:rPr>
-          <w:rFonts w:ascii="TH SarabunIT๙" w:hAnsi="TH SarabunIT๙" w:cs="TH SarabunIT๙"/>
+          <w:rFonts w:ascii="TH Sarabun New" w:hAnsi="TH Sarabun New" w:cs="TH Sarabun New"/>
           <w:color w:val="000000" w:themeColor="text1"/>
           <w:sz w:val="32"/>
           <w:szCs w:val="32"/>
@@ -331,33 +920,13 @@
       </w:pPr>
       <w:r>
         <w:rPr>
-          <w:rFonts w:ascii="TH SarabunIT๙" w:hAnsi="TH SarabunIT๙" w:cs="TH SarabunIT๙"/>
-          <w:color w:val="000000" w:themeColor="text1"/>
-          <w:sz w:val="32"/>
-          <w:szCs w:val="32"/>
-          <w:cs/>
-        </w:rPr>
-        <w:t>ตำแหน่ง</w:t>
-      </w:r>
-      <w:r>
-        <w:rPr>
-          <w:rFonts w:ascii="TH SarabunIT๙" w:hAnsi="TH SarabunIT๙" w:cs="TH SarabunIT๙" w:hint="cs"/>
-          <w:color w:val="000000" w:themeColor="text1"/>
-          <w:sz w:val="32"/>
-          <w:szCs w:val="32"/>
-          <w:cs/>
-        </w:rPr>
-        <w:t xml:space="preserve"> </w:t>
-      </w:r>
-      <w:r>
-        <w:rPr>
-          <w:rFonts w:ascii="TH SarabunIT๙" w:hAnsi="TH SarabunIT๙" w:cs="TH SarabunIT๙"/>
-          <w:color w:val="000000" w:themeColor="text1"/>
-          <w:sz w:val="32"/>
-          <w:szCs w:val="32"/>
-          <w:cs/>
-        </w:rPr>
-        <w:t>ประธานคณะอนุกรรมการเพื่อประเมินผลการสอน</w:t>
+          <w:rFonts w:ascii="TH Sarabun New" w:hAnsi="TH Sarabun New" w:cs="TH Sarabun New"/>
+          <w:color w:val="000000" w:themeColor="text1"/>
+          <w:sz w:val="32"/>
+          <w:szCs w:val="32"/>
+          <w:cs/>
+        </w:rPr>
+        <w:t>ตำแหน่ง ประธานคณะอนุกรรมการเพื่อประเมินผลการสอน</w:t>
       </w:r>
     </w:p>
     <w:p>
@@ -365,35 +934,62 @@
         <w:spacing w:after="0" w:line="240" w:lineRule="auto"/>
         <w:jc w:val="center"/>
         <w:rPr>
-          <w:rFonts w:ascii="TH SarabunIT๙" w:hAnsi="TH SarabunIT๙" w:cs="TH SarabunIT๙"/>
+          <w:rFonts w:ascii="TH Sarabun New" w:hAnsi="TH Sarabun New" w:cs="TH Sarabun New"/>
           <w:color w:val="000000" w:themeColor="text1"/>
           <w:sz w:val="32"/>
           <w:szCs w:val="32"/>
         </w:rPr>
       </w:pPr>
-      <w:proofErr w:type="gramStart"/>
-      <w:proofErr w:type="gramEnd"/>
-      <w:proofErr w:type="spellStart"/>
-      <w:proofErr w:type="spellEnd"/>
-      <w:proofErr w:type="gramStart"/>
-      <w:proofErr w:type="spellStart"/>
-      <w:proofErr w:type="spellEnd"/>
-      <w:proofErr w:type="gramEnd"/>
-      <w:proofErr w:type="spellStart"/>
-      <w:proofErr w:type="spellEnd"/>
-      <w:proofErr w:type="gramStart"/>
-      <w:proofErr w:type="gramEnd"/>
-      <w:proofErr w:type="spellStart"/>
-      <w:proofErr w:type="spellEnd"/>
-      <w:proofErr w:type="spellStart"/>
-      <w:proofErr w:type="spellEnd"/>
-      <w:r>
-        <w:rPr>
-          <w:rFonts w:ascii="TH SarabunIT๙" w:hAnsi="TH SarabunIT๙" w:cs="TH SarabunIT๙" w:eastAsia="TH SarabunIT๙"/>
-          <w:sz w:val="32"/>
-          <w:b w:val="off"/>
-        </w:rPr>
-        <w:t xml:space="preserve">วันที่  15  เดือน  กุมภาพันธ์    พ.ศ. 2569  </w:t>
+      <w:r>
+        <w:rPr>
+          <w:rFonts w:ascii="TH Sarabun New" w:hAnsi="TH Sarabun New" w:cs="TH Sarabun New"/>
+          <w:color w:val="000000" w:themeColor="text1"/>
+          <w:sz w:val="32"/>
+          <w:szCs w:val="32"/>
+          <w:cs/>
+        </w:rPr>
+        <w:t>วันที่</w:t>
+      </w:r>
+      <w:r>
+        <w:rPr>
+          <w:rFonts w:ascii="TH Sarabun New" w:hAnsi="TH Sarabun New" w:cs="TH Sarabun New"/>
+          <w:color w:val="000000" w:themeColor="text1"/>
+          <w:sz w:val="32"/>
+          <w:szCs w:val="32"/>
+          <w:cs/>
+          <w:lang w:bidi="th-TH"/>
+        </w:rPr>
+        <w:t xml:space="preserve">  </w:t>
+      </w:r>
+      <w:r>
+        <w:rPr>
+          <w:rFonts w:ascii="TH Sarabun New" w:hAnsi="TH Sarabun New" w:cs="TH Sarabun New"/>
+          <w:color w:val="000000" w:themeColor="text1"/>
+          <w:sz w:val="32"/>
+          <w:szCs w:val="32"/>
+          <w:lang w:bidi="th-TH"/>
+        </w:rPr>
+        <w:t>25 มีนาคม 2569</w:t>
+      </w:r>
+      <w:r>
+        <w:rPr>
+          <w:rFonts w:ascii="TH Sarabun New" w:hAnsi="TH Sarabun New" w:cs="TH Sarabun New"/>
+          <w:color w:val="000000" w:themeColor="text1"/>
+          <w:sz w:val="32"/>
+          <w:szCs w:val="32"/>
+          <w:lang w:bidi="th-TH"/>
+        </w:rPr>
+        <w:t/>
+      </w:r>
+      <w:r>
+        <w:rPr>
+          <w:rFonts w:ascii="TH Sarabun New" w:hAnsi="TH Sarabun New" w:cs="TH Sarabun New"/>
+          <w:color w:val="000000" w:themeColor="text1"/>
+          <w:sz w:val="32"/>
+          <w:szCs w:val="32"/>
+          <w:lang w:bidi="th-TH"/>
+        </w:rPr>
+        <w:t/>
       </w:r>
     </w:p>
     <w:p>
@@ -827,17 +1423,17 @@
     <w:lsdException w:name="Unresolved Mention" w:semiHidden="1" w:unhideWhenUsed="1"/>
     <w:lsdException w:name="Smart Link" w:semiHidden="1" w:unhideWhenUsed="1"/>
   </w:latentStyles>
-  <w:style w:type="paragraph" w:default="1" w:styleId="Normal">
+  <w:style w:type="paragraph" w:default="1" w:styleId="a">
     <w:name w:val="Normal"/>
     <w:qFormat/>
   </w:style>
-  <w:style w:type="character" w:default="1" w:styleId="DefaultParagraphFont">
+  <w:style w:type="character" w:default="1" w:styleId="a0">
     <w:name w:val="Default Paragraph Font"/>
     <w:uiPriority w:val="1"/>
     <w:semiHidden/>
     <w:unhideWhenUsed/>
   </w:style>
-  <w:style w:type="table" w:default="1" w:styleId="TableNormal">
+  <w:style w:type="table" w:default="1" w:styleId="a1">
     <w:name w:val="Normal Table"/>
     <w:uiPriority w:val="99"/>
     <w:semiHidden/>
@@ -852,7 +1448,7 @@
       </w:tblCellMar>
     </w:tblPr>
   </w:style>
-  <w:style w:type="numbering" w:default="1" w:styleId="NoList">
+  <w:style w:type="numbering" w:default="1" w:styleId="a2">
     <w:name w:val="No List"/>
     <w:uiPriority w:val="99"/>
     <w:semiHidden/>
